--- a/cv/VictorHuezo-CV-linkedin-devops.docx
+++ b/cv/VictorHuezo-CV-linkedin-devops.docx
@@ -41,6 +41,7 @@
         <w:rPr>
           <w:rFonts w:ascii="Ubuntu" w:cs="Ubuntu" w:eastAsia="Ubuntu" w:hAnsi="Ubuntu"/>
           <w:b w:val="1"/>
+          <w:bCs w:val="1"/>
           <w:rtl w:val="0"/>
         </w:rPr>
         <w:t xml:space="preserve">📍 El Salvador | 📧 </w:t>
@@ -50,6 +51,7 @@
           <w:rPr>
             <w:rFonts w:ascii="Ubuntu" w:cs="Ubuntu" w:eastAsia="Ubuntu" w:hAnsi="Ubuntu"/>
             <w:b w:val="1"/>
+            <w:bCs w:val="1"/>
             <w:color w:val="1155cc"/>
             <w:u w:val="single"/>
             <w:rtl w:val="0"/>
@@ -61,6 +63,7 @@
         <w:rPr>
           <w:rFonts w:ascii="Ubuntu" w:cs="Ubuntu" w:eastAsia="Ubuntu" w:hAnsi="Ubuntu"/>
           <w:b w:val="1"/>
+          <w:bCs w:val="1"/>
           <w:rtl w:val="0"/>
         </w:rPr>
         <w:t xml:space="preserve"> | 📱 +503 7621 9563</w:t>
@@ -256,7 +259,7 @@
           <w:rFonts w:ascii="Ubuntu" w:cs="Ubuntu" w:eastAsia="Ubuntu" w:hAnsi="Ubuntu"/>
           <w:rtl w:val="0"/>
         </w:rPr>
-        <w:t xml:space="preserve">SW Specialist | Noviembre 2023</w:t>
+        <w:t xml:space="preserve">SW Specialist | Noviembre 2023 – Marzo 2026</w:t>
       </w:r>
     </w:p>
     <w:p>
@@ -2317,6 +2320,7 @@
     <w:rPr>
       <w:rFonts w:ascii="Calibri" w:cs="Calibri" w:eastAsia="Calibri" w:hAnsi="Calibri"/>
       <w:b w:val="1"/>
+      <w:bCs w:val="1"/>
       <w:color w:val="366091"/>
       <w:sz w:val="28"/>
       <w:szCs w:val="28"/>
@@ -2334,6 +2338,7 @@
     <w:rPr>
       <w:rFonts w:ascii="Calibri" w:cs="Calibri" w:eastAsia="Calibri" w:hAnsi="Calibri"/>
       <w:b w:val="1"/>
+      <w:bCs w:val="1"/>
       <w:color w:val="4f81bd"/>
       <w:sz w:val="26"/>
       <w:szCs w:val="26"/>
@@ -2351,6 +2356,7 @@
     <w:rPr>
       <w:rFonts w:ascii="Calibri" w:cs="Calibri" w:eastAsia="Calibri" w:hAnsi="Calibri"/>
       <w:b w:val="1"/>
+      <w:bCs w:val="1"/>
       <w:color w:val="4f81bd"/>
     </w:rPr>
   </w:style>
@@ -2366,7 +2372,9 @@
     <w:rPr>
       <w:rFonts w:ascii="Calibri" w:cs="Calibri" w:eastAsia="Calibri" w:hAnsi="Calibri"/>
       <w:b w:val="1"/>
+      <w:bCs w:val="1"/>
       <w:i w:val="1"/>
+      <w:iCs w:val="1"/>
       <w:color w:val="4f81bd"/>
     </w:rPr>
   </w:style>
@@ -2396,6 +2404,7 @@
     <w:rPr>
       <w:rFonts w:ascii="Calibri" w:cs="Calibri" w:eastAsia="Calibri" w:hAnsi="Calibri"/>
       <w:i w:val="1"/>
+      <w:iCs w:val="1"/>
       <w:color w:val="243f61"/>
     </w:rPr>
   </w:style>
@@ -2424,6 +2433,7 @@
     <w:rPr>
       <w:rFonts w:ascii="Calibri" w:cs="Calibri" w:eastAsia="Calibri" w:hAnsi="Calibri"/>
       <w:i w:val="1"/>
+      <w:iCs w:val="1"/>
       <w:color w:val="4f81bd"/>
       <w:sz w:val="24"/>
       <w:szCs w:val="24"/>

--- a/cv/VictorHuezo-CV-linkedin-devops.docx
+++ b/cv/VictorHuezo-CV-linkedin-devops.docx
@@ -28,7 +28,7 @@
           <w:rFonts w:ascii="Ubuntu" w:cs="Ubuntu" w:eastAsia="Ubuntu" w:hAnsi="Ubuntu"/>
           <w:rtl w:val="0"/>
         </w:rPr>
-        <w:t xml:space="preserve">Arquitecto de Tecnología | DevOps | SW Specialist</w:t>
+        <w:t xml:space="preserve">Arquitecto de Tecnología | DevOps Engineer | Platform Engineer</w:t>
       </w:r>
     </w:p>
     <w:p>
@@ -168,24 +168,6 @@
         </w:rPr>
         <w:t xml:space="preserve">  | </w:t>
       </w:r>
-      <w:hyperlink r:id="rId12">
-        <w:r>
-          <w:rPr>
-            <w:rFonts w:ascii="Ubuntu" w:cs="Ubuntu" w:eastAsia="Ubuntu" w:hAnsi="Ubuntu"/>
-            <w:color w:val="1155cc"/>
-            <w:u w:val="single"/>
-            <w:rtl w:val="0"/>
-          </w:rPr>
-          <w:t xml:space="preserve">https://t.me/+50376219563</w:t>
-        </w:r>
-      </w:hyperlink>
-      <w:r>
-        <w:rPr>
-          <w:rFonts w:ascii="Ubuntu" w:cs="Ubuntu" w:eastAsia="Ubuntu" w:hAnsi="Ubuntu"/>
-          <w:rtl w:val="0"/>
-        </w:rPr>
-        <w:t xml:space="preserve"> |</w:t>
-      </w:r>
     </w:p>
     <w:p>
       <w:pPr>
@@ -213,7 +195,7 @@
           <w:rFonts w:ascii="Ubuntu" w:cs="Ubuntu" w:eastAsia="Ubuntu" w:hAnsi="Ubuntu"/>
           <w:rtl w:val="0"/>
         </w:rPr>
-        <w:t xml:space="preserve">Arquitecto de Tecnología y DevOps con más de 5 años de experiencia en automatización, despliegue de aplicaciones, administración de servidores y diseño de arquitecturas en la nube y on-premise. Experto en contenedores, Kubernetes, Docker, Openshift  y CI/CD.</w:t>
+        <w:t xml:space="preserve">Arquitecto de Tecnología y DevOps Engineer con más de 8 años de experiencia en diseño e implementación de plataformas de infraestructura, automatización de despliegues, administración de servidores GNU/Linux y arquitecturas híbridas (on-premises y nube). Especializado en Kubernetes, OpenShift, Docker, CI/CD, Infraestructura como Código (Ansible y Terraform) y observabilidad con Prometheus, Grafana e Instana. Enfocado en la automatización, alta disponibilidad y modernización de plataformas empresariales.</w:t>
       </w:r>
     </w:p>
     <w:p>
@@ -293,7 +275,19 @@
           <w:rFonts w:ascii="Ubuntu" w:cs="Ubuntu" w:eastAsia="Ubuntu" w:hAnsi="Ubuntu"/>
           <w:rtl w:val="0"/>
         </w:rPr>
-        <w:t xml:space="preserve">Administracion de OpenShift</w:t>
+        <w:t xml:space="preserve">Administracion de </w:t>
+      </w:r>
+      <w:r>
+        <w:rPr>
+          <w:rFonts w:ascii="Ubuntu" w:cs="Ubuntu" w:eastAsia="Ubuntu" w:hAnsi="Ubuntu"/>
+          <w:rtl w:val="0"/>
+        </w:rPr>
+        <w:t xml:space="preserve">OpenShift</w:t>
+      </w:r>
+      <w:r>
+        <w:rPr>
+          <w:rtl w:val="0"/>
+        </w:rPr>
       </w:r>
     </w:p>
     <w:p>
@@ -595,7 +589,21 @@
           <w:rFonts w:ascii="Ubuntu" w:cs="Ubuntu" w:eastAsia="Ubuntu" w:hAnsi="Ubuntu"/>
           <w:rtl w:val="0"/>
         </w:rPr>
-        <w:t xml:space="preserve">Administrador de Servidores con OpenShit.</w:t>
+        <w:t xml:space="preserve">Administrador de Servidores con </w:t>
+      </w:r>
+      <w:r>
+        <w:rPr>
+          <w:rFonts w:ascii="Ubuntu" w:cs="Ubuntu" w:eastAsia="Ubuntu" w:hAnsi="Ubuntu"/>
+          <w:rtl w:val="0"/>
+        </w:rPr>
+        <w:t xml:space="preserve">OpenShift</w:t>
+      </w:r>
+      <w:r>
+        <w:rPr>
+          <w:rFonts w:ascii="Ubuntu" w:cs="Ubuntu" w:eastAsia="Ubuntu" w:hAnsi="Ubuntu"/>
+          <w:rtl w:val="0"/>
+        </w:rPr>
+        <w:t xml:space="preserve">.</w:t>
       </w:r>
     </w:p>
     <w:p>
@@ -735,7 +743,7 @@
           <w:rFonts w:ascii="Ubuntu" w:cs="Ubuntu" w:eastAsia="Ubuntu" w:hAnsi="Ubuntu"/>
           <w:rtl w:val="0"/>
         </w:rPr>
-        <w:t xml:space="preserve">Implementación de Micro Servicios.</w:t>
+        <w:t xml:space="preserve">Implementación de MicroServicios.</w:t>
       </w:r>
     </w:p>
     <w:p>
@@ -784,6 +792,7 @@
           <w:ilvl w:val="0"/>
           <w:numId w:val="1"/>
         </w:numPr>
+        <w:spacing w:after="0" w:afterAutospacing="0"/>
         <w:ind w:left="720" w:hanging="360"/>
         <w:rPr>
           <w:rFonts w:ascii="Ubuntu" w:cs="Ubuntu" w:eastAsia="Ubuntu" w:hAnsi="Ubuntu"/>
@@ -799,30 +808,6 @@
     </w:p>
     <w:p>
       <w:pPr>
-        <w:rPr>
-          <w:rFonts w:ascii="Ubuntu" w:cs="Ubuntu" w:eastAsia="Ubuntu" w:hAnsi="Ubuntu"/>
-        </w:rPr>
-      </w:pPr>
-      <w:r>
-        <w:rPr>
-          <w:rtl w:val="0"/>
-        </w:rPr>
-      </w:r>
-    </w:p>
-    <w:p>
-      <w:pPr>
-        <w:rPr>
-          <w:rFonts w:ascii="Ubuntu" w:cs="Ubuntu" w:eastAsia="Ubuntu" w:hAnsi="Ubuntu"/>
-        </w:rPr>
-      </w:pPr>
-      <w:r>
-        <w:rPr>
-          <w:rtl w:val="0"/>
-        </w:rPr>
-      </w:r>
-    </w:p>
-    <w:p>
-      <w:pPr>
         <w:numPr>
           <w:ilvl w:val="0"/>
           <w:numId w:val="3"/>
@@ -858,7 +843,7 @@
           <w:rFonts w:ascii="Ubuntu" w:cs="Ubuntu" w:eastAsia="Ubuntu" w:hAnsi="Ubuntu"/>
           <w:rtl w:val="0"/>
         </w:rPr>
-        <w:t xml:space="preserve">Administración de servidores DEV, QA y Pre-Producción.</w:t>
+        <w:t xml:space="preserve">Administración de servidores DEV, QA y Producción.</w:t>
       </w:r>
     </w:p>
     <w:p>
@@ -982,7 +967,7 @@
         </w:rPr>
         <w:t xml:space="preserve">- Soporte en automatización y despliegues.</w:t>
         <w:br w:type="textWrapping"/>
-        <w:t xml:space="preserve">- Configuración de entornos de desarrollo y servidores Linux.</w:t>
+        <w:t xml:space="preserve">- Configuración de entornos de desarrollo y servidores GNU/Linux.</w:t>
       </w:r>
     </w:p>
     <w:p>
@@ -1044,7 +1029,7 @@
         </w:rPr>
         <w:t xml:space="preserve">- </w:t>
       </w:r>
-      <w:hyperlink r:id="rId13">
+      <w:hyperlink r:id="rId12">
         <w:r>
           <w:rPr>
             <w:rFonts w:ascii="Ubuntu" w:cs="Ubuntu" w:eastAsia="Ubuntu" w:hAnsi="Ubuntu"/>
@@ -1061,9 +1046,9 @@
           <w:rtl w:val="0"/>
         </w:rPr>
         <w:br w:type="textWrapping"/>
-        <w:t xml:space="preserve">- Curso de DevOps con GitLab – </w:t>
-      </w:r>
-      <w:hyperlink r:id="rId14">
+        <w:t xml:space="preserve">- Curso de DevOps en  </w:t>
+      </w:r>
+      <w:hyperlink r:id="rId13">
         <w:r>
           <w:rPr>
             <w:rFonts w:ascii="Ubuntu" w:cs="Ubuntu" w:eastAsia="Ubuntu" w:hAnsi="Ubuntu"/>
@@ -1071,7 +1056,7 @@
             <w:u w:val="single"/>
             <w:rtl w:val="0"/>
           </w:rPr>
-          <w:t xml:space="preserve">Platzi (2022)</w:t>
+          <w:t xml:space="preserve">Platzi</w:t>
         </w:r>
       </w:hyperlink>
       <w:r>
@@ -1081,58 +1066,15 @@
         </w:rPr>
         <w:t xml:space="preserve"> </w:t>
         <w:br w:type="textWrapping"/>
-        <w:t xml:space="preserve">- Curso de Seguridad Informática para Empresas – </w:t>
-      </w:r>
-      <w:hyperlink r:id="rId15">
-        <w:r>
-          <w:rPr>
-            <w:rFonts w:ascii="Ubuntu" w:cs="Ubuntu" w:eastAsia="Ubuntu" w:hAnsi="Ubuntu"/>
-            <w:color w:val="1155cc"/>
-            <w:u w:val="single"/>
-            <w:rtl w:val="0"/>
-          </w:rPr>
-          <w:t xml:space="preserve">Platzi (2022)</w:t>
-        </w:r>
-      </w:hyperlink>
-      <w:r>
-        <w:rPr>
-          <w:rFonts w:ascii="Ubuntu" w:cs="Ubuntu" w:eastAsia="Ubuntu" w:hAnsi="Ubuntu"/>
-          <w:rtl w:val="0"/>
-        </w:rPr>
-        <w:br w:type="textWrapping"/>
-        <w:t xml:space="preserve">- Cursos de entornos de desarrollo en Linux y Windows – </w:t>
-      </w:r>
-      <w:hyperlink r:id="rId16">
-        <w:r>
-          <w:rPr>
-            <w:rFonts w:ascii="Ubuntu" w:cs="Ubuntu" w:eastAsia="Ubuntu" w:hAnsi="Ubuntu"/>
-            <w:color w:val="1155cc"/>
-            <w:u w:val="single"/>
-            <w:rtl w:val="0"/>
-          </w:rPr>
-          <w:t xml:space="preserve">Platzi (2022)</w:t>
-        </w:r>
-      </w:hyperlink>
-      <w:r>
-        <w:rPr>
-          <w:rtl w:val="0"/>
-        </w:rPr>
-      </w:r>
-    </w:p>
-    <w:p>
-      <w:pPr>
-        <w:rPr>
-          <w:rFonts w:ascii="Ubuntu" w:cs="Ubuntu" w:eastAsia="Ubuntu" w:hAnsi="Ubuntu"/>
-        </w:rPr>
-      </w:pPr>
-      <w:r>
-        <w:rPr>
-          <w:rFonts w:ascii="Ubuntu" w:cs="Ubuntu" w:eastAsia="Ubuntu" w:hAnsi="Ubuntu"/>
-          <w:rtl w:val="0"/>
-        </w:rPr>
-        <w:t xml:space="preserve">-  Cursos de Docker en  </w:t>
-      </w:r>
-      <w:hyperlink r:id="rId17">
+      </w:r>
+      <w:r>
+        <w:rPr>
+          <w:rFonts w:ascii="Ubuntu" w:cs="Ubuntu" w:eastAsia="Ubuntu" w:hAnsi="Ubuntu"/>
+          <w:rtl w:val="0"/>
+        </w:rPr>
+        <w:t xml:space="preserve">-  Cursos en  </w:t>
+      </w:r>
+      <w:hyperlink r:id="rId14">
         <w:r>
           <w:rPr>
             <w:rFonts w:ascii="Ubuntu" w:cs="Ubuntu" w:eastAsia="Ubuntu" w:hAnsi="Ubuntu"/>
@@ -1173,591 +1115,247 @@
     </w:p>
     <w:p>
       <w:pPr>
-        <w:numPr>
-          <w:ilvl w:val="0"/>
-          <w:numId w:val="4"/>
-        </w:numPr>
-        <w:spacing w:after="0" w:afterAutospacing="0"/>
-        <w:ind w:left="720" w:hanging="360"/>
-        <w:rPr>
-          <w:rFonts w:ascii="Ubuntu" w:cs="Ubuntu" w:eastAsia="Ubuntu" w:hAnsi="Ubuntu"/>
-        </w:rPr>
-      </w:pPr>
-      <w:r>
-        <w:rPr>
-          <w:rFonts w:ascii="Ubuntu" w:cs="Ubuntu" w:eastAsia="Ubuntu" w:hAnsi="Ubuntu"/>
-          <w:rtl w:val="0"/>
-        </w:rPr>
-        <w:t xml:space="preserve"> Contenedores: Docker, Docker Compose, Docker Swarm, Kubernetes, Rancher, OpenShift.</w:t>
-      </w:r>
-    </w:p>
-    <w:p>
-      <w:pPr>
-        <w:numPr>
-          <w:ilvl w:val="0"/>
-          <w:numId w:val="4"/>
-        </w:numPr>
-        <w:spacing w:after="0" w:afterAutospacing="0"/>
-        <w:ind w:left="720" w:hanging="360"/>
-        <w:rPr>
-          <w:rFonts w:ascii="Ubuntu" w:cs="Ubuntu" w:eastAsia="Ubuntu" w:hAnsi="Ubuntu"/>
-        </w:rPr>
-      </w:pPr>
-      <w:r>
-        <w:rPr>
-          <w:rFonts w:ascii="Ubuntu" w:cs="Ubuntu" w:eastAsia="Ubuntu" w:hAnsi="Ubuntu"/>
-          <w:rtl w:val="0"/>
-        </w:rPr>
-        <w:t xml:space="preserve"> Sistemas Operativos: GNU/Linux (Ubuntu, Fedora, Debian, CentOS, RedHat, ClearOS), Windows Server.</w:t>
-      </w:r>
-    </w:p>
-    <w:p>
-      <w:pPr>
-        <w:numPr>
-          <w:ilvl w:val="0"/>
-          <w:numId w:val="4"/>
-        </w:numPr>
-        <w:spacing w:after="0" w:afterAutospacing="0"/>
-        <w:ind w:left="720" w:hanging="360"/>
-        <w:rPr>
-          <w:rFonts w:ascii="Ubuntu" w:cs="Ubuntu" w:eastAsia="Ubuntu" w:hAnsi="Ubuntu"/>
-        </w:rPr>
-      </w:pPr>
-      <w:r>
-        <w:rPr>
-          <w:rFonts w:ascii="Ubuntu" w:cs="Ubuntu" w:eastAsia="Ubuntu" w:hAnsi="Ubuntu"/>
-          <w:rtl w:val="0"/>
-        </w:rPr>
-        <w:t xml:space="preserve"> CI/CD: GitLab CI/CD.</w:t>
-      </w:r>
-    </w:p>
-    <w:p>
-      <w:pPr>
-        <w:numPr>
-          <w:ilvl w:val="0"/>
-          <w:numId w:val="4"/>
-        </w:numPr>
-        <w:spacing w:after="0" w:afterAutospacing="0"/>
-        <w:ind w:left="720" w:hanging="360"/>
-        <w:rPr>
-          <w:rFonts w:ascii="Ubuntu" w:cs="Ubuntu" w:eastAsia="Ubuntu" w:hAnsi="Ubuntu"/>
-        </w:rPr>
-      </w:pPr>
-      <w:r>
-        <w:rPr>
-          <w:rFonts w:ascii="Ubuntu" w:cs="Ubuntu" w:eastAsia="Ubuntu" w:hAnsi="Ubuntu"/>
-          <w:rtl w:val="0"/>
-        </w:rPr>
-        <w:t xml:space="preserve"> Web y Servidores: Tomcat, Apache, NGINX, IIS, LAMP.</w:t>
-      </w:r>
-    </w:p>
-    <w:p>
-      <w:pPr>
-        <w:numPr>
-          <w:ilvl w:val="0"/>
-          <w:numId w:val="4"/>
-        </w:numPr>
-        <w:spacing w:after="0" w:afterAutospacing="0"/>
-        <w:ind w:left="720" w:hanging="360"/>
-        <w:rPr>
-          <w:rFonts w:ascii="Ubuntu" w:cs="Ubuntu" w:eastAsia="Ubuntu" w:hAnsi="Ubuntu"/>
-        </w:rPr>
-      </w:pPr>
-      <w:r>
-        <w:rPr>
-          <w:rFonts w:ascii="Ubuntu" w:cs="Ubuntu" w:eastAsia="Ubuntu" w:hAnsi="Ubuntu"/>
-          <w:rtl w:val="0"/>
-        </w:rPr>
-        <w:t xml:space="preserve"> Virtualización: VMware, VirtualBox, KVM.</w:t>
-      </w:r>
-    </w:p>
-    <w:p>
-      <w:pPr>
-        <w:numPr>
-          <w:ilvl w:val="0"/>
-          <w:numId w:val="4"/>
-        </w:numPr>
-        <w:spacing w:after="0" w:afterAutospacing="0"/>
-        <w:ind w:left="720" w:hanging="360"/>
-        <w:rPr>
-          <w:rFonts w:ascii="Ubuntu" w:cs="Ubuntu" w:eastAsia="Ubuntu" w:hAnsi="Ubuntu"/>
-        </w:rPr>
-      </w:pPr>
-      <w:r>
-        <w:rPr>
-          <w:rFonts w:ascii="Ubuntu" w:cs="Ubuntu" w:eastAsia="Ubuntu" w:hAnsi="Ubuntu"/>
-          <w:rtl w:val="0"/>
-        </w:rPr>
-        <w:t xml:space="preserve"> Bases de Datos: MySQL, PostgreSQL, SQL Server, Cassandra, Redis, RabbitMQ.</w:t>
-      </w:r>
-    </w:p>
-    <w:p>
-      <w:pPr>
-        <w:numPr>
-          <w:ilvl w:val="0"/>
-          <w:numId w:val="4"/>
-        </w:numPr>
-        <w:spacing w:after="0" w:afterAutospacing="0"/>
-        <w:ind w:left="720" w:hanging="360"/>
-        <w:rPr>
-          <w:rFonts w:ascii="Ubuntu" w:cs="Ubuntu" w:eastAsia="Ubuntu" w:hAnsi="Ubuntu"/>
-        </w:rPr>
-      </w:pPr>
-      <w:r>
-        <w:rPr>
-          <w:rFonts w:ascii="Ubuntu" w:cs="Ubuntu" w:eastAsia="Ubuntu" w:hAnsi="Ubuntu"/>
-          <w:rtl w:val="0"/>
-        </w:rPr>
-        <w:t xml:space="preserve"> Programación: C# .NET, Java, PHP, HTML, JavaScript, JSP, Servlets.</w:t>
-      </w:r>
-    </w:p>
-    <w:p>
-      <w:pPr>
-        <w:numPr>
-          <w:ilvl w:val="0"/>
-          <w:numId w:val="4"/>
-        </w:numPr>
-        <w:spacing w:after="0" w:afterAutospacing="0"/>
-        <w:ind w:left="720" w:hanging="360"/>
-        <w:rPr>
-          <w:rFonts w:ascii="Ubuntu" w:cs="Ubuntu" w:eastAsia="Ubuntu" w:hAnsi="Ubuntu"/>
-        </w:rPr>
-      </w:pPr>
-      <w:r>
-        <w:rPr>
-          <w:rFonts w:ascii="Ubuntu" w:cs="Ubuntu" w:eastAsia="Ubuntu" w:hAnsi="Ubuntu"/>
-          <w:rtl w:val="0"/>
-        </w:rPr>
-        <w:t xml:space="preserve"> Herramientas: Visual Studio, NetBeans, Eclipse.</w:t>
-      </w:r>
-    </w:p>
-    <w:p>
-      <w:pPr>
-        <w:numPr>
-          <w:ilvl w:val="0"/>
-          <w:numId w:val="4"/>
-        </w:numPr>
-        <w:spacing w:after="0" w:afterAutospacing="0"/>
-        <w:ind w:left="720" w:hanging="360"/>
-        <w:rPr>
-          <w:rFonts w:ascii="Ubuntu" w:cs="Ubuntu" w:eastAsia="Ubuntu" w:hAnsi="Ubuntu"/>
-        </w:rPr>
-      </w:pPr>
-      <w:r>
-        <w:rPr>
-          <w:rFonts w:ascii="Ubuntu" w:cs="Ubuntu" w:eastAsia="Ubuntu" w:hAnsi="Ubuntu"/>
-          <w:rtl w:val="0"/>
-        </w:rPr>
-        <w:t xml:space="preserve">ación y configuración de Sistemas Operativos GNU/Linux (entre las Versiones: Ubuntu, Fedora, opensuse Ubuntu server, Debian, CentOS, Red Hat, Centos, Majaro, ClearOS)</w:t>
-      </w:r>
-    </w:p>
-    <w:p>
-      <w:pPr>
-        <w:numPr>
-          <w:ilvl w:val="0"/>
-          <w:numId w:val="4"/>
-        </w:numPr>
-        <w:spacing w:after="0" w:afterAutospacing="0"/>
-        <w:ind w:left="720" w:hanging="360"/>
-        <w:rPr>
-          <w:rFonts w:ascii="Ubuntu" w:cs="Ubuntu" w:eastAsia="Ubuntu" w:hAnsi="Ubuntu"/>
-        </w:rPr>
-      </w:pPr>
-      <w:r>
-        <w:rPr>
-          <w:rFonts w:ascii="Ubuntu" w:cs="Ubuntu" w:eastAsia="Ubuntu" w:hAnsi="Ubuntu"/>
-          <w:rtl w:val="0"/>
-        </w:rPr>
-        <w:t xml:space="preserve">Configuración de servidores en Tomcat, Apache, IIS, LAMP</w:t>
-      </w:r>
-    </w:p>
-    <w:p>
-      <w:pPr>
-        <w:numPr>
-          <w:ilvl w:val="0"/>
-          <w:numId w:val="4"/>
-        </w:numPr>
-        <w:spacing w:after="0" w:afterAutospacing="0"/>
-        <w:ind w:left="720" w:hanging="360"/>
-        <w:rPr>
-          <w:rFonts w:ascii="Ubuntu" w:cs="Ubuntu" w:eastAsia="Ubuntu" w:hAnsi="Ubuntu"/>
-        </w:rPr>
-      </w:pPr>
-      <w:r>
-        <w:rPr>
-          <w:rFonts w:ascii="Ubuntu" w:cs="Ubuntu" w:eastAsia="Ubuntu" w:hAnsi="Ubuntu"/>
-          <w:rtl w:val="0"/>
-        </w:rPr>
-        <w:t xml:space="preserve">Manejo de la Terminal en GNU/Linux </w:t>
-      </w:r>
-    </w:p>
-    <w:p>
-      <w:pPr>
-        <w:numPr>
-          <w:ilvl w:val="0"/>
-          <w:numId w:val="4"/>
-        </w:numPr>
-        <w:spacing w:after="0" w:afterAutospacing="0"/>
-        <w:ind w:left="720" w:hanging="360"/>
-        <w:rPr>
-          <w:rFonts w:ascii="Ubuntu" w:cs="Ubuntu" w:eastAsia="Ubuntu" w:hAnsi="Ubuntu"/>
-        </w:rPr>
-      </w:pPr>
-      <w:r>
-        <w:rPr>
-          <w:rFonts w:ascii="Ubuntu" w:cs="Ubuntu" w:eastAsia="Ubuntu" w:hAnsi="Ubuntu"/>
-          <w:rtl w:val="0"/>
-        </w:rPr>
-        <w:t xml:space="preserve">Manejo de android</w:t>
-      </w:r>
-    </w:p>
-    <w:p>
-      <w:pPr>
-        <w:numPr>
-          <w:ilvl w:val="0"/>
-          <w:numId w:val="4"/>
-        </w:numPr>
-        <w:spacing w:after="0" w:afterAutospacing="0"/>
-        <w:ind w:left="720" w:hanging="360"/>
-        <w:rPr>
-          <w:rFonts w:ascii="Ubuntu" w:cs="Ubuntu" w:eastAsia="Ubuntu" w:hAnsi="Ubuntu"/>
-        </w:rPr>
-      </w:pPr>
-      <w:r>
-        <w:rPr>
-          <w:rFonts w:ascii="Ubuntu" w:cs="Ubuntu" w:eastAsia="Ubuntu" w:hAnsi="Ubuntu"/>
-          <w:rtl w:val="0"/>
-        </w:rPr>
-        <w:t xml:space="preserve">Manejo y configuración de Hosting</w:t>
-      </w:r>
-    </w:p>
-    <w:p>
-      <w:pPr>
-        <w:numPr>
-          <w:ilvl w:val="0"/>
-          <w:numId w:val="4"/>
-        </w:numPr>
-        <w:spacing w:after="0" w:afterAutospacing="0"/>
-        <w:ind w:left="720" w:hanging="360"/>
-        <w:rPr>
-          <w:rFonts w:ascii="Ubuntu" w:cs="Ubuntu" w:eastAsia="Ubuntu" w:hAnsi="Ubuntu"/>
-        </w:rPr>
-      </w:pPr>
-      <w:r>
-        <w:rPr>
-          <w:rFonts w:ascii="Ubuntu" w:cs="Ubuntu" w:eastAsia="Ubuntu" w:hAnsi="Ubuntu"/>
-          <w:rtl w:val="0"/>
-        </w:rPr>
-        <w:t xml:space="preserve">Manejo y configuración de Servidores en la Nube y On-premises.</w:t>
-      </w:r>
-    </w:p>
-    <w:p>
-      <w:pPr>
-        <w:numPr>
-          <w:ilvl w:val="0"/>
-          <w:numId w:val="4"/>
-        </w:numPr>
-        <w:spacing w:after="0" w:afterAutospacing="0"/>
-        <w:ind w:left="720" w:hanging="360"/>
-        <w:rPr>
-          <w:rFonts w:ascii="Ubuntu" w:cs="Ubuntu" w:eastAsia="Ubuntu" w:hAnsi="Ubuntu"/>
-        </w:rPr>
-      </w:pPr>
-      <w:r>
-        <w:rPr>
-          <w:rFonts w:ascii="Ubuntu" w:cs="Ubuntu" w:eastAsia="Ubuntu" w:hAnsi="Ubuntu"/>
-          <w:rtl w:val="0"/>
-        </w:rPr>
-        <w:t xml:space="preserve">Manejo y configuración de VMware Workstation Pro</w:t>
-      </w:r>
-    </w:p>
-    <w:p>
-      <w:pPr>
-        <w:numPr>
-          <w:ilvl w:val="0"/>
-          <w:numId w:val="4"/>
-        </w:numPr>
-        <w:spacing w:after="0" w:afterAutospacing="0"/>
-        <w:ind w:left="720" w:hanging="360"/>
-        <w:rPr>
-          <w:rFonts w:ascii="Ubuntu" w:cs="Ubuntu" w:eastAsia="Ubuntu" w:hAnsi="Ubuntu"/>
-        </w:rPr>
-      </w:pPr>
-      <w:r>
-        <w:rPr>
-          <w:rFonts w:ascii="Ubuntu" w:cs="Ubuntu" w:eastAsia="Ubuntu" w:hAnsi="Ubuntu"/>
-          <w:rtl w:val="0"/>
-        </w:rPr>
-        <w:t xml:space="preserve">Manejo y configuración de  Hipervisor tipo 2</w:t>
-      </w:r>
-    </w:p>
-    <w:p>
-      <w:pPr>
-        <w:numPr>
-          <w:ilvl w:val="0"/>
-          <w:numId w:val="4"/>
-        </w:numPr>
-        <w:spacing w:after="0" w:afterAutospacing="0"/>
-        <w:ind w:left="720" w:hanging="360"/>
-        <w:rPr>
-          <w:rFonts w:ascii="Ubuntu" w:cs="Ubuntu" w:eastAsia="Ubuntu" w:hAnsi="Ubuntu"/>
-        </w:rPr>
-      </w:pPr>
-      <w:r>
-        <w:rPr>
-          <w:rFonts w:ascii="Ubuntu" w:cs="Ubuntu" w:eastAsia="Ubuntu" w:hAnsi="Ubuntu"/>
-          <w:rtl w:val="0"/>
-        </w:rPr>
-        <w:t xml:space="preserve">Manejo y configuración de ELK</w:t>
-      </w:r>
-    </w:p>
-    <w:p>
-      <w:pPr>
-        <w:numPr>
-          <w:ilvl w:val="0"/>
-          <w:numId w:val="4"/>
-        </w:numPr>
-        <w:spacing w:after="0" w:afterAutospacing="0"/>
-        <w:ind w:left="720" w:hanging="360"/>
-        <w:rPr>
-          <w:rFonts w:ascii="Ubuntu" w:cs="Ubuntu" w:eastAsia="Ubuntu" w:hAnsi="Ubuntu"/>
-        </w:rPr>
-      </w:pPr>
-      <w:r>
-        <w:rPr>
-          <w:rFonts w:ascii="Ubuntu" w:cs="Ubuntu" w:eastAsia="Ubuntu" w:hAnsi="Ubuntu"/>
-          <w:rtl w:val="0"/>
-        </w:rPr>
-        <w:t xml:space="preserve">Manejo y configuración de páginas Web.</w:t>
-      </w:r>
-    </w:p>
-    <w:p>
-      <w:pPr>
-        <w:numPr>
-          <w:ilvl w:val="0"/>
-          <w:numId w:val="4"/>
-        </w:numPr>
-        <w:spacing w:after="0" w:afterAutospacing="0"/>
-        <w:ind w:left="720" w:hanging="360"/>
-        <w:rPr>
-          <w:rFonts w:ascii="Ubuntu" w:cs="Ubuntu" w:eastAsia="Ubuntu" w:hAnsi="Ubuntu"/>
-        </w:rPr>
-      </w:pPr>
-      <w:r>
-        <w:rPr>
-          <w:rFonts w:ascii="Ubuntu" w:cs="Ubuntu" w:eastAsia="Ubuntu" w:hAnsi="Ubuntu"/>
-          <w:rtl w:val="0"/>
-        </w:rPr>
-        <w:t xml:space="preserve">Instalación configuración de servicios web como Wordpress, moodle, y servicios  relacionados  </w:t>
-      </w:r>
-    </w:p>
-    <w:p>
-      <w:pPr>
-        <w:numPr>
-          <w:ilvl w:val="0"/>
-          <w:numId w:val="4"/>
-        </w:numPr>
-        <w:spacing w:after="0" w:afterAutospacing="0"/>
-        <w:ind w:left="720" w:hanging="360"/>
-        <w:rPr>
-          <w:rFonts w:ascii="Ubuntu" w:cs="Ubuntu" w:eastAsia="Ubuntu" w:hAnsi="Ubuntu"/>
-        </w:rPr>
-      </w:pPr>
-      <w:r>
-        <w:rPr>
-          <w:rFonts w:ascii="Ubuntu" w:cs="Ubuntu" w:eastAsia="Ubuntu" w:hAnsi="Ubuntu"/>
-          <w:rtl w:val="0"/>
-        </w:rPr>
-        <w:t xml:space="preserve">Instalación configuración y manejo de Docker </w:t>
-      </w:r>
-    </w:p>
-    <w:p>
-      <w:pPr>
-        <w:numPr>
-          <w:ilvl w:val="0"/>
-          <w:numId w:val="4"/>
-        </w:numPr>
-        <w:spacing w:after="0" w:afterAutospacing="0"/>
-        <w:ind w:left="720" w:hanging="360"/>
-        <w:rPr>
-          <w:rFonts w:ascii="Ubuntu" w:cs="Ubuntu" w:eastAsia="Ubuntu" w:hAnsi="Ubuntu"/>
-        </w:rPr>
-      </w:pPr>
-      <w:r>
-        <w:rPr>
-          <w:rFonts w:ascii="Ubuntu" w:cs="Ubuntu" w:eastAsia="Ubuntu" w:hAnsi="Ubuntu"/>
-          <w:rtl w:val="0"/>
-        </w:rPr>
-        <w:t xml:space="preserve">Manejo de Docker Compose, Docker stack, docker swarm.</w:t>
-      </w:r>
-    </w:p>
-    <w:p>
-      <w:pPr>
-        <w:numPr>
-          <w:ilvl w:val="0"/>
-          <w:numId w:val="4"/>
-        </w:numPr>
-        <w:spacing w:after="0" w:afterAutospacing="0"/>
-        <w:ind w:left="720" w:hanging="360"/>
-        <w:rPr>
-          <w:rFonts w:ascii="Ubuntu" w:cs="Ubuntu" w:eastAsia="Ubuntu" w:hAnsi="Ubuntu"/>
-        </w:rPr>
-      </w:pPr>
-      <w:r>
-        <w:rPr>
-          <w:rFonts w:ascii="Ubuntu" w:cs="Ubuntu" w:eastAsia="Ubuntu" w:hAnsi="Ubuntu"/>
-          <w:rtl w:val="0"/>
-        </w:rPr>
-        <w:t xml:space="preserve">Manejo avanzado de Kubernetes y Openshift (OKD)</w:t>
-      </w:r>
-    </w:p>
-    <w:p>
-      <w:pPr>
-        <w:numPr>
-          <w:ilvl w:val="0"/>
-          <w:numId w:val="4"/>
-        </w:numPr>
-        <w:spacing w:after="0" w:afterAutospacing="0"/>
-        <w:ind w:left="720" w:hanging="360"/>
-        <w:rPr>
-          <w:rFonts w:ascii="Ubuntu" w:cs="Ubuntu" w:eastAsia="Ubuntu" w:hAnsi="Ubuntu"/>
-        </w:rPr>
-      </w:pPr>
-      <w:r>
-        <w:rPr>
-          <w:rFonts w:ascii="Ubuntu" w:cs="Ubuntu" w:eastAsia="Ubuntu" w:hAnsi="Ubuntu"/>
-          <w:rtl w:val="0"/>
-        </w:rPr>
-        <w:t xml:space="preserve">Manejo de NGINX</w:t>
-      </w:r>
-    </w:p>
-    <w:p>
-      <w:pPr>
-        <w:numPr>
-          <w:ilvl w:val="0"/>
-          <w:numId w:val="4"/>
-        </w:numPr>
-        <w:spacing w:after="0" w:afterAutospacing="0"/>
-        <w:ind w:left="720" w:hanging="360"/>
-        <w:rPr>
-          <w:rFonts w:ascii="Ubuntu" w:cs="Ubuntu" w:eastAsia="Ubuntu" w:hAnsi="Ubuntu"/>
-        </w:rPr>
-      </w:pPr>
-      <w:r>
-        <w:rPr>
-          <w:rFonts w:ascii="Ubuntu" w:cs="Ubuntu" w:eastAsia="Ubuntu" w:hAnsi="Ubuntu"/>
-          <w:rtl w:val="0"/>
-        </w:rPr>
-        <w:t xml:space="preserve">instalación configuración y manejo de Gitlab CI/CD</w:t>
-      </w:r>
-    </w:p>
-    <w:p>
-      <w:pPr>
-        <w:numPr>
-          <w:ilvl w:val="0"/>
-          <w:numId w:val="4"/>
-        </w:numPr>
-        <w:spacing w:after="0" w:afterAutospacing="0"/>
-        <w:ind w:left="720" w:hanging="360"/>
-        <w:rPr>
-          <w:rFonts w:ascii="Ubuntu" w:cs="Ubuntu" w:eastAsia="Ubuntu" w:hAnsi="Ubuntu"/>
-        </w:rPr>
-      </w:pPr>
-      <w:r>
-        <w:rPr>
-          <w:rFonts w:ascii="Ubuntu" w:cs="Ubuntu" w:eastAsia="Ubuntu" w:hAnsi="Ubuntu"/>
-          <w:rtl w:val="0"/>
-        </w:rPr>
-        <w:t xml:space="preserve">Bases de Datos en SQL, MySQL, SQL server, PostgreSQL, Cassandra, Redis, Manejo de Aplicaciones de Colas RabbitMQ.</w:t>
-      </w:r>
-    </w:p>
-    <w:p>
-      <w:pPr>
-        <w:numPr>
-          <w:ilvl w:val="0"/>
-          <w:numId w:val="4"/>
-        </w:numPr>
-        <w:spacing w:after="0" w:afterAutospacing="0"/>
-        <w:ind w:left="720" w:hanging="360"/>
-        <w:rPr>
-          <w:rFonts w:ascii="Ubuntu" w:cs="Ubuntu" w:eastAsia="Ubuntu" w:hAnsi="Ubuntu"/>
-        </w:rPr>
-      </w:pPr>
-      <w:r>
-        <w:rPr>
-          <w:rFonts w:ascii="Ubuntu" w:cs="Ubuntu" w:eastAsia="Ubuntu" w:hAnsi="Ubuntu"/>
-          <w:rtl w:val="0"/>
-        </w:rPr>
-        <w:t xml:space="preserve">En lenguajes de Programación C# .Net, java, aspx.net JSP, servlet, assembler (nivel básico), android (java/XML)</w:t>
-      </w:r>
-    </w:p>
-    <w:p>
-      <w:pPr>
-        <w:numPr>
-          <w:ilvl w:val="0"/>
-          <w:numId w:val="4"/>
-        </w:numPr>
-        <w:spacing w:after="0" w:afterAutospacing="0"/>
-        <w:ind w:left="720" w:hanging="360"/>
-        <w:rPr>
-          <w:rFonts w:ascii="Ubuntu" w:cs="Ubuntu" w:eastAsia="Ubuntu" w:hAnsi="Ubuntu"/>
-        </w:rPr>
-      </w:pPr>
-      <w:r>
-        <w:rPr>
-          <w:rFonts w:ascii="Ubuntu" w:cs="Ubuntu" w:eastAsia="Ubuntu" w:hAnsi="Ubuntu"/>
-          <w:rtl w:val="0"/>
-        </w:rPr>
-        <w:t xml:space="preserve">Manejo de Visual Studio, NetBeans, eclipse, JDK de java, Framework. .NET </w:t>
-      </w:r>
-    </w:p>
-    <w:p>
-      <w:pPr>
-        <w:numPr>
-          <w:ilvl w:val="0"/>
-          <w:numId w:val="4"/>
-        </w:numPr>
-        <w:spacing w:after="0" w:afterAutospacing="0"/>
-        <w:ind w:left="720" w:hanging="360"/>
-        <w:rPr>
-          <w:rFonts w:ascii="Ubuntu" w:cs="Ubuntu" w:eastAsia="Ubuntu" w:hAnsi="Ubuntu"/>
-        </w:rPr>
-      </w:pPr>
-      <w:r>
-        <w:rPr>
-          <w:rFonts w:ascii="Ubuntu" w:cs="Ubuntu" w:eastAsia="Ubuntu" w:hAnsi="Ubuntu"/>
-          <w:rtl w:val="0"/>
-        </w:rPr>
-        <w:t xml:space="preserve">Lenguaje web php, HTML, JavaScript</w:t>
-      </w:r>
-    </w:p>
-    <w:p>
-      <w:pPr>
-        <w:numPr>
-          <w:ilvl w:val="0"/>
-          <w:numId w:val="4"/>
-        </w:numPr>
-        <w:spacing w:after="0" w:afterAutospacing="0"/>
-        <w:ind w:left="720" w:hanging="360"/>
-        <w:rPr>
-          <w:rFonts w:ascii="Ubuntu" w:cs="Ubuntu" w:eastAsia="Ubuntu" w:hAnsi="Ubuntu"/>
-        </w:rPr>
-      </w:pPr>
-      <w:r>
-        <w:rPr>
-          <w:rFonts w:ascii="Ubuntu" w:cs="Ubuntu" w:eastAsia="Ubuntu" w:hAnsi="Ubuntu"/>
-          <w:rtl w:val="0"/>
-        </w:rPr>
-        <w:t xml:space="preserve">Uso De OFFICE, Open Office Y Libre Office</w:t>
-      </w:r>
-    </w:p>
-    <w:p>
-      <w:pPr>
-        <w:numPr>
-          <w:ilvl w:val="0"/>
-          <w:numId w:val="4"/>
-        </w:numPr>
-        <w:ind w:left="720" w:hanging="360"/>
+        <w:ind w:left="720" w:firstLine="0"/>
+        <w:rPr>
+          <w:rFonts w:ascii="Ubuntu" w:cs="Ubuntu" w:eastAsia="Ubuntu" w:hAnsi="Ubuntu"/>
+        </w:rPr>
+      </w:pPr>
+      <w:r>
+        <w:rPr>
+          <w:rFonts w:ascii="Ubuntu" w:cs="Ubuntu" w:eastAsia="Ubuntu" w:hAnsi="Ubuntu"/>
+          <w:b w:val="1"/>
+          <w:bCs w:val="1"/>
+          <w:rtl w:val="0"/>
+        </w:rPr>
+        <w:t xml:space="preserve">Contenedores y Orquestación:</w:t>
+      </w:r>
+      <w:r>
+        <w:rPr>
+          <w:rFonts w:ascii="Ubuntu" w:cs="Ubuntu" w:eastAsia="Ubuntu" w:hAnsi="Ubuntu"/>
+          <w:rtl w:val="0"/>
+        </w:rPr>
+        <w:t xml:space="preserve"> Docker, Docker Compose, Docker Swarm, Docker Stack, Podman, Kubernetes, OpenShift (OKD), Rancher y Helm.</w:t>
+      </w:r>
+    </w:p>
+    <w:p>
+      <w:pPr>
+        <w:ind w:left="720" w:firstLine="0"/>
+        <w:rPr>
+          <w:rFonts w:ascii="Ubuntu" w:cs="Ubuntu" w:eastAsia="Ubuntu" w:hAnsi="Ubuntu"/>
+        </w:rPr>
+      </w:pPr>
+      <w:r>
+        <w:rPr>
+          <w:rFonts w:ascii="Ubuntu" w:cs="Ubuntu" w:eastAsia="Ubuntu" w:hAnsi="Ubuntu"/>
+          <w:b w:val="1"/>
+          <w:bCs w:val="1"/>
+          <w:rtl w:val="0"/>
+        </w:rPr>
+        <w:t xml:space="preserve">CI/CD y Automatización:</w:t>
+      </w:r>
+      <w:r>
+        <w:rPr>
+          <w:rFonts w:ascii="Ubuntu" w:cs="Ubuntu" w:eastAsia="Ubuntu" w:hAnsi="Ubuntu"/>
+          <w:rtl w:val="0"/>
+        </w:rPr>
+        <w:t xml:space="preserve"> GitLab CI/CD, GitHub Actions, Jenkins, Ansible y Terraform.</w:t>
+      </w:r>
+    </w:p>
+    <w:p>
+      <w:pPr>
+        <w:ind w:left="720" w:firstLine="0"/>
+        <w:rPr>
+          <w:rFonts w:ascii="Ubuntu" w:cs="Ubuntu" w:eastAsia="Ubuntu" w:hAnsi="Ubuntu"/>
+        </w:rPr>
+      </w:pPr>
+      <w:r>
+        <w:rPr>
+          <w:rFonts w:ascii="Ubuntu" w:cs="Ubuntu" w:eastAsia="Ubuntu" w:hAnsi="Ubuntu"/>
+          <w:b w:val="1"/>
+          <w:bCs w:val="1"/>
+          <w:rtl w:val="0"/>
+        </w:rPr>
+        <w:t xml:space="preserve">Monitoreo y Observabilidad:</w:t>
+      </w:r>
+      <w:r>
+        <w:rPr>
+          <w:rFonts w:ascii="Ubuntu" w:cs="Ubuntu" w:eastAsia="Ubuntu" w:hAnsi="Ubuntu"/>
+          <w:rtl w:val="0"/>
+        </w:rPr>
+        <w:t xml:space="preserve"> Prometheus, Grafana, ELK e Instana.</w:t>
+      </w:r>
+    </w:p>
+    <w:p>
+      <w:pPr>
+        <w:ind w:left="720" w:firstLine="0"/>
+        <w:rPr>
+          <w:rFonts w:ascii="Ubuntu" w:cs="Ubuntu" w:eastAsia="Ubuntu" w:hAnsi="Ubuntu"/>
+        </w:rPr>
+      </w:pPr>
+      <w:r>
+        <w:rPr>
+          <w:rFonts w:ascii="Ubuntu" w:cs="Ubuntu" w:eastAsia="Ubuntu" w:hAnsi="Ubuntu"/>
+          <w:b w:val="1"/>
+          <w:bCs w:val="1"/>
+          <w:rtl w:val="0"/>
+        </w:rPr>
+        <w:t xml:space="preserve">Sistemas Operativos:</w:t>
+      </w:r>
+      <w:r>
+        <w:rPr>
+          <w:rFonts w:ascii="Ubuntu" w:cs="Ubuntu" w:eastAsia="Ubuntu" w:hAnsi="Ubuntu"/>
+          <w:rtl w:val="0"/>
+        </w:rPr>
+        <w:t xml:space="preserve"> Instalación, configuración y administración de servidores GNU/Linux (Ubuntu, Ubuntu Server, Debian, Fedora, openSUSE, CentOS, Red Hat, ClearOS) y Windows Server.</w:t>
+      </w:r>
+    </w:p>
+    <w:p>
+      <w:pPr>
+        <w:ind w:left="720" w:firstLine="0"/>
+        <w:rPr>
+          <w:rFonts w:ascii="Ubuntu" w:cs="Ubuntu" w:eastAsia="Ubuntu" w:hAnsi="Ubuntu"/>
+        </w:rPr>
+      </w:pPr>
+      <w:r>
+        <w:rPr>
+          <w:rFonts w:ascii="Ubuntu" w:cs="Ubuntu" w:eastAsia="Ubuntu" w:hAnsi="Ubuntu"/>
+          <w:b w:val="1"/>
+          <w:bCs w:val="1"/>
+          <w:rtl w:val="0"/>
+        </w:rPr>
+        <w:t xml:space="preserve">Infraestructura y Virtualización:</w:t>
+      </w:r>
+      <w:r>
+        <w:rPr>
+          <w:rFonts w:ascii="Ubuntu" w:cs="Ubuntu" w:eastAsia="Ubuntu" w:hAnsi="Ubuntu"/>
+          <w:rtl w:val="0"/>
+        </w:rPr>
+        <w:t xml:space="preserve"> Administración de servidores on-premises y en la nube, hosting, VMware Workstation Pro, VirtualBox y KVM.</w:t>
+      </w:r>
+    </w:p>
+    <w:p>
+      <w:pPr>
+        <w:ind w:left="720" w:firstLine="0"/>
+        <w:rPr>
+          <w:rFonts w:ascii="Ubuntu" w:cs="Ubuntu" w:eastAsia="Ubuntu" w:hAnsi="Ubuntu"/>
+        </w:rPr>
+      </w:pPr>
+      <w:r>
+        <w:rPr>
+          <w:rFonts w:ascii="Ubuntu" w:cs="Ubuntu" w:eastAsia="Ubuntu" w:hAnsi="Ubuntu"/>
+          <w:b w:val="1"/>
+          <w:bCs w:val="1"/>
+          <w:rtl w:val="0"/>
+        </w:rPr>
+        <w:t xml:space="preserve">Servidores Web y Aplicaciones:</w:t>
+      </w:r>
+      <w:r>
+        <w:rPr>
+          <w:rFonts w:ascii="Ubuntu" w:cs="Ubuntu" w:eastAsia="Ubuntu" w:hAnsi="Ubuntu"/>
+          <w:rtl w:val="0"/>
+        </w:rPr>
+        <w:t xml:space="preserve"> Apache HTTP Server, NGINX, Tomcat, IIS, LAMP, WordPress y Moodle.</w:t>
+      </w:r>
+    </w:p>
+    <w:p>
+      <w:pPr>
+        <w:ind w:left="720" w:firstLine="0"/>
+        <w:rPr>
+          <w:rFonts w:ascii="Ubuntu" w:cs="Ubuntu" w:eastAsia="Ubuntu" w:hAnsi="Ubuntu"/>
+        </w:rPr>
+      </w:pPr>
+      <w:r>
+        <w:rPr>
+          <w:rFonts w:ascii="Ubuntu" w:cs="Ubuntu" w:eastAsia="Ubuntu" w:hAnsi="Ubuntu"/>
+          <w:b w:val="1"/>
+          <w:bCs w:val="1"/>
+          <w:rtl w:val="0"/>
+        </w:rPr>
+        <w:t xml:space="preserve">Bases de Datos y Mensajería:</w:t>
+      </w:r>
+      <w:r>
+        <w:rPr>
+          <w:rFonts w:ascii="Ubuntu" w:cs="Ubuntu" w:eastAsia="Ubuntu" w:hAnsi="Ubuntu"/>
+          <w:rtl w:val="0"/>
+        </w:rPr>
+        <w:t xml:space="preserve"> MySQL, PostgreSQL, SQL Server, Cassandra, Redis y RabbitMQ.</w:t>
+      </w:r>
+    </w:p>
+    <w:p>
+      <w:pPr>
+        <w:ind w:left="720" w:firstLine="0"/>
+        <w:rPr>
+          <w:rFonts w:ascii="Ubuntu" w:cs="Ubuntu" w:eastAsia="Ubuntu" w:hAnsi="Ubuntu"/>
+        </w:rPr>
+      </w:pPr>
+      <w:r>
+        <w:rPr>
+          <w:rFonts w:ascii="Ubuntu" w:cs="Ubuntu" w:eastAsia="Ubuntu" w:hAnsi="Ubuntu"/>
+          <w:b w:val="1"/>
+          <w:bCs w:val="1"/>
+          <w:rtl w:val="0"/>
+        </w:rPr>
+        <w:t xml:space="preserve">Programación:</w:t>
+      </w:r>
+      <w:r>
+        <w:rPr>
+          <w:rFonts w:ascii="Ubuntu" w:cs="Ubuntu" w:eastAsia="Ubuntu" w:hAnsi="Ubuntu"/>
+          <w:rtl w:val="0"/>
+        </w:rPr>
+        <w:t xml:space="preserve"> C#.NET, Java, PHP, HTML, JavaScript, JSP, Servlets, ASP.NET y Assembler (nivel básico).</w:t>
+      </w:r>
+    </w:p>
+    <w:p>
+      <w:pPr>
+        <w:ind w:left="720" w:firstLine="0"/>
+        <w:rPr>
+          <w:rFonts w:ascii="Ubuntu" w:cs="Ubuntu" w:eastAsia="Ubuntu" w:hAnsi="Ubuntu"/>
+        </w:rPr>
+      </w:pPr>
+      <w:r>
+        <w:rPr>
+          <w:rFonts w:ascii="Ubuntu" w:cs="Ubuntu" w:eastAsia="Ubuntu" w:hAnsi="Ubuntu"/>
+          <w:b w:val="1"/>
+          <w:bCs w:val="1"/>
+          <w:rtl w:val="0"/>
+        </w:rPr>
+        <w:t xml:space="preserve">Herramientas de Desarrollo:</w:t>
+      </w:r>
+      <w:r>
+        <w:rPr>
+          <w:rFonts w:ascii="Ubuntu" w:cs="Ubuntu" w:eastAsia="Ubuntu" w:hAnsi="Ubuntu"/>
+          <w:rtl w:val="0"/>
+        </w:rPr>
+        <w:t xml:space="preserve"> Visual Studio, Eclipse, NetBeans y JDK.</w:t>
+      </w:r>
+    </w:p>
+    <w:p>
+      <w:pPr>
+        <w:ind w:left="720" w:firstLine="0"/>
+        <w:rPr>
+          <w:rFonts w:ascii="Ubuntu" w:cs="Ubuntu" w:eastAsia="Ubuntu" w:hAnsi="Ubuntu"/>
+        </w:rPr>
+      </w:pPr>
+      <w:r>
+        <w:rPr>
+          <w:rFonts w:ascii="Ubuntu" w:cs="Ubuntu" w:eastAsia="Ubuntu" w:hAnsi="Ubuntu"/>
+          <w:b w:val="1"/>
+          <w:bCs w:val="1"/>
+          <w:rtl w:val="0"/>
+        </w:rPr>
+        <w:t xml:space="preserve">Otras Competencias:</w:t>
+      </w:r>
+      <w:r>
+        <w:rPr>
+          <w:rFonts w:ascii="Ubuntu" w:cs="Ubuntu" w:eastAsia="Ubuntu" w:hAnsi="Ubuntu"/>
+          <w:rtl w:val="0"/>
+        </w:rPr>
+        <w:t xml:space="preserve"> Administración de páginas web, administración de Android, uso avanzado de la terminal en GNU/Linux y manejo de Microsoft Office, Apache OpenOffice y LibreOffice.</w:t>
+      </w:r>
+    </w:p>
+    <w:p>
+      <w:pPr>
+        <w:ind w:left="720" w:firstLine="0"/>
         <w:rPr>
           <w:rFonts w:ascii="Ubuntu" w:cs="Ubuntu" w:eastAsia="Ubuntu" w:hAnsi="Ubuntu"/>
         </w:rPr>
@@ -2152,116 +1750,6 @@
       </w:rPr>
     </w:lvl>
   </w:abstractNum>
-  <w:abstractNum w:abstractNumId="4">
-    <w:lvl w:ilvl="0">
-      <w:start w:val="1"/>
-      <w:numFmt w:val="bullet"/>
-      <w:lvlText w:val="●"/>
-      <w:lvlJc w:val="left"/>
-      <w:pPr>
-        <w:ind w:left="720" w:hanging="360"/>
-      </w:pPr>
-      <w:rPr>
-        <w:u w:val="none"/>
-      </w:rPr>
-    </w:lvl>
-    <w:lvl w:ilvl="1">
-      <w:start w:val="1"/>
-      <w:numFmt w:val="bullet"/>
-      <w:lvlText w:val="○"/>
-      <w:lvlJc w:val="left"/>
-      <w:pPr>
-        <w:ind w:left="1440" w:hanging="360"/>
-      </w:pPr>
-      <w:rPr>
-        <w:u w:val="none"/>
-      </w:rPr>
-    </w:lvl>
-    <w:lvl w:ilvl="2">
-      <w:start w:val="1"/>
-      <w:numFmt w:val="bullet"/>
-      <w:lvlText w:val="■"/>
-      <w:lvlJc w:val="left"/>
-      <w:pPr>
-        <w:ind w:left="2160" w:hanging="360"/>
-      </w:pPr>
-      <w:rPr>
-        <w:u w:val="none"/>
-      </w:rPr>
-    </w:lvl>
-    <w:lvl w:ilvl="3">
-      <w:start w:val="1"/>
-      <w:numFmt w:val="bullet"/>
-      <w:lvlText w:val="●"/>
-      <w:lvlJc w:val="left"/>
-      <w:pPr>
-        <w:ind w:left="2880" w:hanging="360"/>
-      </w:pPr>
-      <w:rPr>
-        <w:u w:val="none"/>
-      </w:rPr>
-    </w:lvl>
-    <w:lvl w:ilvl="4">
-      <w:start w:val="1"/>
-      <w:numFmt w:val="bullet"/>
-      <w:lvlText w:val="○"/>
-      <w:lvlJc w:val="left"/>
-      <w:pPr>
-        <w:ind w:left="3600" w:hanging="360"/>
-      </w:pPr>
-      <w:rPr>
-        <w:u w:val="none"/>
-      </w:rPr>
-    </w:lvl>
-    <w:lvl w:ilvl="5">
-      <w:start w:val="1"/>
-      <w:numFmt w:val="bullet"/>
-      <w:lvlText w:val="■"/>
-      <w:lvlJc w:val="left"/>
-      <w:pPr>
-        <w:ind w:left="4320" w:hanging="360"/>
-      </w:pPr>
-      <w:rPr>
-        <w:u w:val="none"/>
-      </w:rPr>
-    </w:lvl>
-    <w:lvl w:ilvl="6">
-      <w:start w:val="1"/>
-      <w:numFmt w:val="bullet"/>
-      <w:lvlText w:val="●"/>
-      <w:lvlJc w:val="left"/>
-      <w:pPr>
-        <w:ind w:left="5040" w:hanging="360"/>
-      </w:pPr>
-      <w:rPr>
-        <w:u w:val="none"/>
-      </w:rPr>
-    </w:lvl>
-    <w:lvl w:ilvl="7">
-      <w:start w:val="1"/>
-      <w:numFmt w:val="bullet"/>
-      <w:lvlText w:val="○"/>
-      <w:lvlJc w:val="left"/>
-      <w:pPr>
-        <w:ind w:left="5760" w:hanging="360"/>
-      </w:pPr>
-      <w:rPr>
-        <w:u w:val="none"/>
-      </w:rPr>
-    </w:lvl>
-    <w:lvl w:ilvl="8">
-      <w:start w:val="1"/>
-      <w:numFmt w:val="bullet"/>
-      <w:lvlText w:val="■"/>
-      <w:lvlJc w:val="left"/>
-      <w:pPr>
-        <w:ind w:left="6480" w:hanging="360"/>
-      </w:pPr>
-      <w:rPr>
-        <w:u w:val="none"/>
-      </w:rPr>
-    </w:lvl>
-  </w:abstractNum>
   <w:num w:numId="1">
     <w:abstractNumId w:val="1"/>
   </w:num>
@@ -2270,9 +1758,6 @@
   </w:num>
   <w:num w:numId="3">
     <w:abstractNumId w:val="3"/>
-  </w:num>
-  <w:num w:numId="4">
-    <w:abstractNumId w:val="4"/>
   </w:num>
 </w:numbering>
 </file>

--- a/cv/VictorHuezo-CV-linkedin-devops.docx
+++ b/cv/VictorHuezo-CV-linkedin-devops.docx
@@ -1046,7 +1046,7 @@
           <w:rtl w:val="0"/>
         </w:rPr>
         <w:br w:type="textWrapping"/>
-        <w:t xml:space="preserve">- Curso de DevOps en  </w:t>
+        <w:t xml:space="preserve">-  Cursos en  </w:t>
       </w:r>
       <w:hyperlink r:id="rId13">
         <w:r>
